--- a/Django/DRF-Test-Notes-01/DRF-Test-Notes-01.docx
+++ b/Django/DRF-Test-Notes-01/DRF-Test-Notes-01.docx
@@ -666,7 +666,31 @@
           <w:szCs w:val="21"/>
           <w14:ligatures w14:val="none"/>
         </w:rPr>
-        <w:t xml:space="preserve"> DjangoModelFactory, </w:t>
+        <w:t xml:space="preserve"> </w:t>
+      </w:r>
+      <w:proofErr w:type="spellStart"/>
+      <w:r>
+        <w:rPr>
+          <w:rFonts w:ascii="Consolas" w:eastAsia="Times New Roman" w:hAnsi="Consolas" w:cs="Times New Roman"/>
+          <w:color w:val="3B3B3B"/>
+          <w:kern w:val="0"/>
+          <w:sz w:val="21"/>
+          <w:szCs w:val="21"/>
+          <w14:ligatures w14:val="none"/>
+        </w:rPr>
+        <w:t>DjangoModelFactory</w:t>
+      </w:r>
+      <w:proofErr w:type="spellEnd"/>
+      <w:r>
+        <w:rPr>
+          <w:rFonts w:ascii="Consolas" w:eastAsia="Times New Roman" w:hAnsi="Consolas" w:cs="Times New Roman"/>
+          <w:color w:val="3B3B3B"/>
+          <w:kern w:val="0"/>
+          <w:sz w:val="21"/>
+          <w:szCs w:val="21"/>
+          <w14:ligatures w14:val="none"/>
+        </w:rPr>
+        <w:t xml:space="preserve">, </w:t>
       </w:r>
       <w:r>
         <w:rPr>
@@ -693,6 +717,7 @@
           <w14:ligatures w14:val="none"/>
         </w:rPr>
       </w:pPr>
+      <w:proofErr w:type="gramStart"/>
       <w:r>
         <w:rPr>
           <w:rFonts w:ascii="Consolas" w:eastAsia="Times New Roman" w:hAnsi="Consolas" w:cs="Times New Roman"/>
@@ -713,7 +738,19 @@
           <w:szCs w:val="21"/>
           <w14:ligatures w14:val="none"/>
         </w:rPr>
-        <w:t xml:space="preserve"> .models </w:t>
+        <w:t xml:space="preserve"> .models</w:t>
+      </w:r>
+      <w:proofErr w:type="gramEnd"/>
+      <w:r>
+        <w:rPr>
+          <w:rFonts w:ascii="Consolas" w:eastAsia="Times New Roman" w:hAnsi="Consolas" w:cs="Times New Roman"/>
+          <w:color w:val="3B3B3B"/>
+          <w:kern w:val="0"/>
+          <w:sz w:val="21"/>
+          <w:szCs w:val="21"/>
+          <w14:ligatures w14:val="none"/>
+        </w:rPr>
+        <w:t xml:space="preserve"> </w:t>
       </w:r>
       <w:r>
         <w:rPr>
@@ -787,6 +824,8 @@
         </w:rPr>
         <w:t xml:space="preserve"> </w:t>
       </w:r>
+      <w:proofErr w:type="spellStart"/>
+      <w:proofErr w:type="gramStart"/>
       <w:r>
         <w:rPr>
           <w:rFonts w:ascii="Consolas" w:eastAsia="Times New Roman" w:hAnsi="Consolas" w:cs="Times New Roman"/>
@@ -798,6 +837,7 @@
         </w:rPr>
         <w:t>MovieFactory</w:t>
       </w:r>
+      <w:proofErr w:type="spellEnd"/>
       <w:r>
         <w:rPr>
           <w:rFonts w:ascii="Consolas" w:eastAsia="Times New Roman" w:hAnsi="Consolas" w:cs="Times New Roman"/>
@@ -809,6 +849,8 @@
         </w:rPr>
         <w:t>(</w:t>
       </w:r>
+      <w:proofErr w:type="spellStart"/>
+      <w:proofErr w:type="gramEnd"/>
       <w:r>
         <w:rPr>
           <w:rFonts w:ascii="Consolas" w:eastAsia="Times New Roman" w:hAnsi="Consolas" w:cs="Times New Roman"/>
@@ -820,6 +862,7 @@
         </w:rPr>
         <w:t>DjangoModelFactory</w:t>
       </w:r>
+      <w:proofErr w:type="spellEnd"/>
       <w:r>
         <w:rPr>
           <w:rFonts w:ascii="Consolas" w:eastAsia="Times New Roman" w:hAnsi="Consolas" w:cs="Times New Roman"/>
@@ -1103,7 +1146,31 @@
           <w:szCs w:val="21"/>
           <w14:ligatures w14:val="none"/>
         </w:rPr>
-        <w:t xml:space="preserve">    that each time you create a new Movie instance with MovieFactory, it will </w:t>
+        <w:t xml:space="preserve">    that each time you create a new Movie instance with </w:t>
+      </w:r>
+      <w:proofErr w:type="spellStart"/>
+      <w:r>
+        <w:rPr>
+          <w:rFonts w:ascii="Consolas" w:eastAsia="Times New Roman" w:hAnsi="Consolas" w:cs="Times New Roman"/>
+          <w:color w:val="A31515"/>
+          <w:kern w:val="0"/>
+          <w:sz w:val="21"/>
+          <w:szCs w:val="21"/>
+          <w14:ligatures w14:val="none"/>
+        </w:rPr>
+        <w:t>MovieFactory</w:t>
+      </w:r>
+      <w:proofErr w:type="spellEnd"/>
+      <w:r>
+        <w:rPr>
+          <w:rFonts w:ascii="Consolas" w:eastAsia="Times New Roman" w:hAnsi="Consolas" w:cs="Times New Roman"/>
+          <w:color w:val="A31515"/>
+          <w:kern w:val="0"/>
+          <w:sz w:val="21"/>
+          <w:szCs w:val="21"/>
+          <w14:ligatures w14:val="none"/>
+        </w:rPr>
+        <w:t xml:space="preserve">, it will </w:t>
       </w:r>
     </w:p>
     <w:p>
@@ -1224,6 +1291,7 @@
         </w:rPr>
         <w:t xml:space="preserve"> </w:t>
       </w:r>
+      <w:proofErr w:type="gramStart"/>
       <w:r>
         <w:rPr>
           <w:rFonts w:ascii="Consolas" w:eastAsia="Times New Roman" w:hAnsi="Consolas" w:cs="Times New Roman"/>
@@ -1246,6 +1314,7 @@
         </w:rPr>
         <w:t>(</w:t>
       </w:r>
+      <w:proofErr w:type="gramEnd"/>
       <w:r>
         <w:rPr>
           <w:rFonts w:ascii="Consolas" w:eastAsia="Times New Roman" w:hAnsi="Consolas" w:cs="Times New Roman"/>
@@ -1268,6 +1337,7 @@
         </w:rPr>
         <w:t xml:space="preserve">, </w:t>
       </w:r>
+      <w:proofErr w:type="spellStart"/>
       <w:r>
         <w:rPr>
           <w:rFonts w:ascii="Consolas" w:eastAsia="Times New Roman" w:hAnsi="Consolas" w:cs="Times New Roman"/>
@@ -1279,6 +1349,7 @@
         </w:rPr>
         <w:t>nb_words</w:t>
       </w:r>
+      <w:proofErr w:type="spellEnd"/>
       <w:r>
         <w:rPr>
           <w:rFonts w:ascii="Consolas" w:eastAsia="Times New Roman" w:hAnsi="Consolas" w:cs="Times New Roman"/>
@@ -1381,6 +1452,7 @@
         </w:rPr>
         <w:t xml:space="preserve"> </w:t>
       </w:r>
+      <w:proofErr w:type="gramStart"/>
       <w:r>
         <w:rPr>
           <w:rFonts w:ascii="Consolas" w:eastAsia="Times New Roman" w:hAnsi="Consolas" w:cs="Times New Roman"/>
@@ -1403,6 +1475,7 @@
         </w:rPr>
         <w:t>(</w:t>
       </w:r>
+      <w:proofErr w:type="gramEnd"/>
       <w:r>
         <w:rPr>
           <w:rFonts w:ascii="Consolas" w:eastAsia="Times New Roman" w:hAnsi="Consolas" w:cs="Times New Roman"/>
@@ -1412,7 +1485,31 @@
           <w:szCs w:val="21"/>
           <w14:ligatures w14:val="none"/>
         </w:rPr>
-        <w:t>'pylist'</w:t>
+        <w:t>'</w:t>
+      </w:r>
+      <w:proofErr w:type="spellStart"/>
+      <w:r>
+        <w:rPr>
+          <w:rFonts w:ascii="Consolas" w:eastAsia="Times New Roman" w:hAnsi="Consolas" w:cs="Times New Roman"/>
+          <w:color w:val="A31515"/>
+          <w:kern w:val="0"/>
+          <w:sz w:val="21"/>
+          <w:szCs w:val="21"/>
+          <w14:ligatures w14:val="none"/>
+        </w:rPr>
+        <w:t>pylist</w:t>
+      </w:r>
+      <w:proofErr w:type="spellEnd"/>
+      <w:r>
+        <w:rPr>
+          <w:rFonts w:ascii="Consolas" w:eastAsia="Times New Roman" w:hAnsi="Consolas" w:cs="Times New Roman"/>
+          <w:color w:val="A31515"/>
+          <w:kern w:val="0"/>
+          <w:sz w:val="21"/>
+          <w:szCs w:val="21"/>
+          <w14:ligatures w14:val="none"/>
+        </w:rPr>
+        <w:t>'</w:t>
       </w:r>
       <w:r>
         <w:rPr>
@@ -1425,6 +1522,7 @@
         </w:rPr>
         <w:t xml:space="preserve">, </w:t>
       </w:r>
+      <w:proofErr w:type="spellStart"/>
       <w:r>
         <w:rPr>
           <w:rFonts w:ascii="Consolas" w:eastAsia="Times New Roman" w:hAnsi="Consolas" w:cs="Times New Roman"/>
@@ -1436,6 +1534,7 @@
         </w:rPr>
         <w:t>nb_elements</w:t>
       </w:r>
+      <w:proofErr w:type="spellEnd"/>
       <w:r>
         <w:rPr>
           <w:rFonts w:ascii="Consolas" w:eastAsia="Times New Roman" w:hAnsi="Consolas" w:cs="Times New Roman"/>
@@ -1494,6 +1593,7 @@
         </w:rPr>
         <w:t xml:space="preserve">    </w:t>
       </w:r>
+      <w:proofErr w:type="spellStart"/>
       <w:r>
         <w:rPr>
           <w:rFonts w:ascii="Consolas" w:eastAsia="Times New Roman" w:hAnsi="Consolas" w:cs="Times New Roman"/>
@@ -1505,6 +1605,7 @@
         </w:rPr>
         <w:t>variable_nb_elements</w:t>
       </w:r>
+      <w:proofErr w:type="spellEnd"/>
       <w:r>
         <w:rPr>
           <w:rFonts w:ascii="Consolas" w:eastAsia="Times New Roman" w:hAnsi="Consolas" w:cs="Times New Roman"/>
@@ -1538,6 +1639,7 @@
         </w:rPr>
         <w:t xml:space="preserve">, </w:t>
       </w:r>
+      <w:proofErr w:type="spellStart"/>
       <w:r>
         <w:rPr>
           <w:rFonts w:ascii="Consolas" w:eastAsia="Times New Roman" w:hAnsi="Consolas" w:cs="Times New Roman"/>
@@ -1549,6 +1651,7 @@
         </w:rPr>
         <w:t>value_types</w:t>
       </w:r>
+      <w:proofErr w:type="spellEnd"/>
       <w:r>
         <w:rPr>
           <w:rFonts w:ascii="Consolas" w:eastAsia="Times New Roman" w:hAnsi="Consolas" w:cs="Times New Roman"/>
@@ -1664,6 +1767,7 @@
           <w:szCs w:val="28"/>
         </w:rPr>
       </w:pPr>
+      <w:proofErr w:type="spellStart"/>
       <w:r>
         <w:rPr>
           <w:rFonts w:ascii="Sakkal Majalla" w:hAnsi="Sakkal Majalla" w:cs="Sakkal Majalla"/>
@@ -1675,6 +1779,7 @@
         </w:rPr>
         <w:t>unsaved_movie</w:t>
       </w:r>
+      <w:proofErr w:type="spellEnd"/>
       <w:r>
         <w:rPr>
           <w:rFonts w:ascii="Sakkal Majalla" w:hAnsi="Sakkal Majalla" w:cs="Sakkal Majalla"/>
@@ -1692,6 +1797,7 @@
         </w:rPr>
         <w:t xml:space="preserve">= </w:t>
       </w:r>
+      <w:proofErr w:type="spellStart"/>
       <w:r>
         <w:rPr>
           <w:rFonts w:ascii="Sakkal Majalla" w:hAnsi="Sakkal Majalla" w:cs="Sakkal Majalla"/>
@@ -1721,6 +1827,7 @@
         </w:rPr>
         <w:t>build</w:t>
       </w:r>
+      <w:proofErr w:type="spellEnd"/>
       <w:r>
         <w:rPr>
           <w:rFonts w:ascii="Sakkal Majalla" w:hAnsi="Sakkal Majalla" w:cs="Sakkal Majalla"/>
@@ -1744,17 +1851,36 @@
           <w:sz w:val="28"/>
           <w:szCs w:val="28"/>
         </w:rPr>
-        <w:t xml:space="preserve">The build() method generates an instance of the model without saving it to the database. </w:t>
-      </w:r>
-    </w:p>
-    <w:p>
-      <w:pPr>
-        <w:rPr>
-          <w:rFonts w:ascii="Sakkal Majalla" w:hAnsi="Sakkal Majalla" w:cs="Sakkal Majalla"/>
-          <w:sz w:val="28"/>
-          <w:szCs w:val="28"/>
-        </w:rPr>
-      </w:pPr>
+        <w:t xml:space="preserve">The </w:t>
+      </w:r>
+      <w:proofErr w:type="gramStart"/>
+      <w:r>
+        <w:rPr>
+          <w:rFonts w:ascii="Sakkal Majalla" w:hAnsi="Sakkal Majalla" w:cs="Sakkal Majalla"/>
+          <w:sz w:val="28"/>
+          <w:szCs w:val="28"/>
+        </w:rPr>
+        <w:t>build(</w:t>
+      </w:r>
+      <w:proofErr w:type="gramEnd"/>
+      <w:r>
+        <w:rPr>
+          <w:rFonts w:ascii="Sakkal Majalla" w:hAnsi="Sakkal Majalla" w:cs="Sakkal Majalla"/>
+          <w:sz w:val="28"/>
+          <w:szCs w:val="28"/>
+        </w:rPr>
+        <w:t xml:space="preserve">) method generates an instance of the model without saving it to the database. </w:t>
+      </w:r>
+    </w:p>
+    <w:p>
+      <w:pPr>
+        <w:rPr>
+          <w:rFonts w:ascii="Sakkal Majalla" w:hAnsi="Sakkal Majalla" w:cs="Sakkal Majalla"/>
+          <w:sz w:val="28"/>
+          <w:szCs w:val="28"/>
+        </w:rPr>
+      </w:pPr>
+      <w:proofErr w:type="spellStart"/>
       <w:r>
         <w:rPr>
           <w:rFonts w:ascii="Sakkal Majalla" w:hAnsi="Sakkal Majalla" w:cs="Sakkal Majalla"/>
@@ -1766,6 +1892,7 @@
         </w:rPr>
         <w:t>saved_movie</w:t>
       </w:r>
+      <w:proofErr w:type="spellEnd"/>
       <w:r>
         <w:rPr>
           <w:rFonts w:ascii="Sakkal Majalla" w:hAnsi="Sakkal Majalla" w:cs="Sakkal Majalla"/>
@@ -1783,6 +1910,7 @@
         </w:rPr>
         <w:t xml:space="preserve">= </w:t>
       </w:r>
+      <w:proofErr w:type="spellStart"/>
       <w:r>
         <w:rPr>
           <w:rFonts w:ascii="Sakkal Majalla" w:hAnsi="Sakkal Majalla" w:cs="Sakkal Majalla"/>
@@ -1812,6 +1940,7 @@
         </w:rPr>
         <w:t>create</w:t>
       </w:r>
+      <w:proofErr w:type="spellEnd"/>
       <w:r>
         <w:rPr>
           <w:rFonts w:ascii="Sakkal Majalla" w:hAnsi="Sakkal Majalla" w:cs="Sakkal Majalla"/>
@@ -1835,7 +1964,25 @@
           <w:sz w:val="28"/>
           <w:szCs w:val="28"/>
         </w:rPr>
-        <w:t xml:space="preserve">The create() method generates an instance of the model and saves it to the database, ensuring that the instance is available for database interactions and subsequent queries. </w:t>
+        <w:t xml:space="preserve">The </w:t>
+      </w:r>
+      <w:proofErr w:type="gramStart"/>
+      <w:r>
+        <w:rPr>
+          <w:rFonts w:ascii="Sakkal Majalla" w:hAnsi="Sakkal Majalla" w:cs="Sakkal Majalla"/>
+          <w:sz w:val="28"/>
+          <w:szCs w:val="28"/>
+        </w:rPr>
+        <w:t>create(</w:t>
+      </w:r>
+      <w:proofErr w:type="gramEnd"/>
+      <w:r>
+        <w:rPr>
+          <w:rFonts w:ascii="Sakkal Majalla" w:hAnsi="Sakkal Majalla" w:cs="Sakkal Majalla"/>
+          <w:sz w:val="28"/>
+          <w:szCs w:val="28"/>
+        </w:rPr>
+        <w:t xml:space="preserve">) method generates an instance of the model and saves it to the database, ensuring that the instance is available for database interactions and subsequent queries. </w:t>
       </w:r>
     </w:p>
     <w:p>
@@ -1874,6 +2021,7 @@
         </w:rPr>
         <w:t xml:space="preserve">= </w:t>
       </w:r>
+      <w:proofErr w:type="spellStart"/>
       <w:r>
         <w:rPr>
           <w:rFonts w:ascii="Sakkal Majalla" w:hAnsi="Sakkal Majalla" w:cs="Sakkal Majalla"/>
@@ -1901,15 +2049,36 @@
           <w:sz w:val="28"/>
           <w:szCs w:val="28"/>
         </w:rPr>
-        <w:t>create_batch</w:t>
-      </w:r>
-      <w:r>
-        <w:rPr>
-          <w:rFonts w:ascii="Sakkal Majalla" w:hAnsi="Sakkal Majalla" w:cs="Sakkal Majalla"/>
-          <w:sz w:val="28"/>
-          <w:szCs w:val="28"/>
-        </w:rPr>
-        <w:t xml:space="preserve">(5) </w:t>
+        <w:t>create_</w:t>
+      </w:r>
+      <w:proofErr w:type="gramStart"/>
+      <w:r>
+        <w:rPr>
+          <w:rFonts w:ascii="Sakkal Majalla" w:hAnsi="Sakkal Majalla" w:cs="Sakkal Majalla"/>
+          <w:b/>
+          <w:bCs/>
+          <w:sz w:val="28"/>
+          <w:szCs w:val="28"/>
+        </w:rPr>
+        <w:t>batch</w:t>
+      </w:r>
+      <w:proofErr w:type="spellEnd"/>
+      <w:r>
+        <w:rPr>
+          <w:rFonts w:ascii="Sakkal Majalla" w:hAnsi="Sakkal Majalla" w:cs="Sakkal Majalla"/>
+          <w:sz w:val="28"/>
+          <w:szCs w:val="28"/>
+        </w:rPr>
+        <w:t>(</w:t>
+      </w:r>
+      <w:proofErr w:type="gramEnd"/>
+      <w:r>
+        <w:rPr>
+          <w:rFonts w:ascii="Sakkal Majalla" w:hAnsi="Sakkal Majalla" w:cs="Sakkal Majalla"/>
+          <w:sz w:val="28"/>
+          <w:szCs w:val="28"/>
+        </w:rPr>
+        <w:t xml:space="preserve">5) </w:t>
       </w:r>
     </w:p>
     <w:p>
@@ -1928,6 +2097,7 @@
         </w:rPr>
         <w:t xml:space="preserve">The </w:t>
       </w:r>
+      <w:proofErr w:type="spellStart"/>
       <w:r>
         <w:rPr>
           <w:rFonts w:ascii="Sakkal Majalla" w:hAnsi="Sakkal Majalla" w:cs="Sakkal Majalla"/>
@@ -1937,15 +2107,37 @@
           <w:sz w:val="28"/>
           <w:szCs w:val="28"/>
         </w:rPr>
-        <w:t>create_batch</w:t>
-      </w:r>
-      <w:r>
-        <w:rPr>
-          <w:rFonts w:ascii="Sakkal Majalla" w:hAnsi="Sakkal Majalla" w:cs="Sakkal Majalla"/>
-          <w:sz w:val="28"/>
-          <w:szCs w:val="28"/>
-        </w:rPr>
-        <w:t>() method generates and saves a specified number of instances to the database.</w:t>
+        <w:t>create_</w:t>
+      </w:r>
+      <w:proofErr w:type="gramStart"/>
+      <w:r>
+        <w:rPr>
+          <w:rFonts w:ascii="Sakkal Majalla" w:hAnsi="Sakkal Majalla" w:cs="Sakkal Majalla"/>
+          <w:b/>
+          <w:bCs/>
+          <w:color w:val="538135" w:themeColor="accent6" w:themeShade="BF"/>
+          <w:sz w:val="28"/>
+          <w:szCs w:val="28"/>
+        </w:rPr>
+        <w:t>batch</w:t>
+      </w:r>
+      <w:proofErr w:type="spellEnd"/>
+      <w:r>
+        <w:rPr>
+          <w:rFonts w:ascii="Sakkal Majalla" w:hAnsi="Sakkal Majalla" w:cs="Sakkal Majalla"/>
+          <w:sz w:val="28"/>
+          <w:szCs w:val="28"/>
+        </w:rPr>
+        <w:t>(</w:t>
+      </w:r>
+      <w:proofErr w:type="gramEnd"/>
+      <w:r>
+        <w:rPr>
+          <w:rFonts w:ascii="Sakkal Majalla" w:hAnsi="Sakkal Majalla" w:cs="Sakkal Majalla"/>
+          <w:sz w:val="28"/>
+          <w:szCs w:val="28"/>
+        </w:rPr>
+        <w:t>) method generates and saves a specified number of instances to the database.</w:t>
       </w:r>
     </w:p>
     <w:p>
@@ -2708,6 +2900,7 @@
   <w:style w:type="character" w:default="1" w:styleId="DefaultParagraphFont">
     <w:name w:val="Default Paragraph Font"/>
     <w:uiPriority w:val="1"/>
+    <w:semiHidden/>
     <w:unhideWhenUsed/>
   </w:style>
   <w:style w:type="table" w:default="1" w:styleId="TableNormal">
